--- a/materialien/Kuer/K2_Escape_Room/DD_K2_Escape_Room_Stationen.docx
+++ b/materialien/Kuer/K2_Escape_Room/DD_K2_Escape_Room_Stationen.docx
@@ -3076,7 +3076,7 @@
                 <w:i/>
                 <w:sz w:val="22"/>
               </w:rPr>
-              <w:t>Eine Kassette vom Stadtfest mit zweistelligem Schloss. Auf dem Deckel: „Samstag war am meisten los.“</w:t>
+              <w:t>Eine Kassette vom Stadtfest mit vierstelligem Schloss. Auf dem Deckel: „Samstag war am meisten los.“</w:t>
             </w:r>
           </w:p>
         </w:tc>
@@ -3414,7 +3414,7 @@
               <w:t>Schloss:</w:t>
             </w:r>
             <w:r>
-              <w:t xml:space="preserve"> Erste Ziffer = Anzahl der Stände in eurem Ergebnis, zweite Ziffer = StandNr des Stands mit den meisten Schichten.</w:t>
+              <w:t xml:space="preserve"> Erste Ziffer = Anzahl der Stände in eurem Ergebnis, zweite Ziffer = StandNr des Stands mit den meisten Schichten, danach seine Anzahl an Schichten.</w:t>
             </w:r>
           </w:p>
           <w:p>
@@ -5651,7 +5651,7 @@
               <w:t>Schloss:</w:t>
             </w:r>
             <w:r>
-              <w:t xml:space="preserve"> Erste Ziffer = Anzahl der Relationen, zweite Ziffer = Anzahl der Fremdschlüssel in eurem Schema.</w:t>
+              <w:t xml:space="preserve"> Erste Ziffer = Anzahl der Relationen, zweite Ziffer = Anzahl der Fremdschlüssel in eurem Schema, danach die Anzahl aller Attribute in allen Relationen zusammen.</w:t>
             </w:r>
           </w:p>
           <w:p>
@@ -6902,7 +6902,7 @@
               <w:t>Schloss:</w:t>
             </w:r>
             <w:r>
-              <w:t xml:space="preserve"> Erste Ziffer = Anzahl der tauglichen Schlüssel, zweite Ziffer = Anzahl der Attribute im kleinsten tauglichen Schlüssel.</w:t>
+              <w:t xml:space="preserve"> Erste Ziffer = Anzahl der tauglichen Schlüssel, zweite Ziffer = Anzahl der Attribute im kleinsten tauglichen Schlüssel, dritte Ziffer = Anzahl der Attribute aller tauglichen Schlüssel zusammen.</w:t>
             </w:r>
           </w:p>
           <w:p>

--- a/materialien/Kuer/K2_Escape_Room/DD_K2_Escape_Room_Stationen.docx
+++ b/materialien/Kuer/K2_Escape_Room/DD_K2_Escape_Room_Stationen.docx
@@ -4767,7 +4767,7 @@
               <w:rPr>
                 <w:b/>
               </w:rPr>
-              <w:t>a) Ordne jeder Auftragskarte die Anomalie zu, die sie auslöst.</w:t>
+              <w:t>a) Gib zu jeder Auftragskarte die Anomalie an, die sie auslöst.</w:t>
             </w:r>
           </w:p>
           <w:tbl>
@@ -5387,7 +5387,7 @@
               <w:spacing w:after="60"/>
             </w:pPr>
             <w:r>
-              <w:t>Überführe das ER-Modell in ein Relationenschema. Die Relationen der drei Entitätstypen sind schon angelegt – ergänze, was fehlt (Fremdschlüssel mit Zielrelation, weitere Relationen).</w:t>
+              <w:t>Erstelle zu dem ER-Modell das Relationenschema. Die Relationen der drei Entitätstypen sind schon angelegt – ergänze, was fehlt (Fremdschlüssel mit Zielrelation, weitere Relationen).</w:t>
             </w:r>
           </w:p>
         </w:tc>
@@ -7154,7 +7154,7 @@
               <w:spacing w:after="60"/>
             </w:pPr>
             <w:r>
-              <w:t>Ordne jedem Fall aus Weserstedt den Grundsatz der DSGVO zu, gegen den er verstößt.</w:t>
+              <w:t>Gib zu jedem Fall aus Weserstedt den Grundsatz der DSGVO an, gegen den er verstößt.</w:t>
             </w:r>
           </w:p>
         </w:tc>
